--- a/storage/templates/normalized-docx/BM-056/BM-056_normalized.docx
+++ b/storage/templates/normalized-docx/BM-056/BM-056_normalized.docx
@@ -873,7 +873,7 @@
           <w:spacing w:val="-2"/>
           <w:szCs w:val="28"/>
         </w:rPr>
-        <w:t>Tôn giáo: {{person.religion}</w:t>
+        <w:t>Tôn giáo: {{person.religion}}</w:t>
       </w:r>
       <w:r>
         <w:rPr>

--- a/storage/templates/normalized-docx/BM-056/BM-056_normalized.docx
+++ b/storage/templates/normalized-docx/BM-056/BM-056_normalized.docx
@@ -874,15 +874,6 @@
           <w:szCs w:val="28"/>
         </w:rPr>
         <w:t>Tôn giáo: {{person.religion}}</w:t>
-      </w:r>
-      <w:r>
-        <w:rPr>
-          <w:rFonts w:ascii="Times New Roman" w:eastAsia="Times New Roman" w:hAnsi="Times New Roman" w:cs="Times New Roman"/>
-          <w:spacing w:val="-2"/>
-          <w:szCs w:val="28"/>
-          <w:lang w:val="vi-VN"/>
-        </w:rPr>
-        <w:t>}</w:t>
       </w:r>
     </w:p>
     <w:p>
